--- a/毕业论文前三章(2).docx
+++ b/毕业论文前三章(2).docx
@@ -17191,564 +17191,858 @@
     <w:p>
       <w:pPr>
         <w:pStyle w:val="1"/>
-        <w:spacing w:line="400" w:lineRule="exact"/>
-      </w:pPr>
-      <w:bookmarkStart w:id="68" w:name="_Toc227569614"/>
-      <w:r>
-        <w:rPr>
-          <w:rFonts w:hint="eastAsia"/>
-        </w:rPr>
-        <w:lastRenderedPageBreak/>
+      </w:pPr>
+      <w:r>
         <w:t>四、制造企业物资供应管理系统设计</w:t>
       </w:r>
-      <w:bookmarkEnd w:id="68"/>
-    </w:p>
-    <w:p>
-      <w:pPr>
-        <w:spacing w:line="400" w:lineRule="exact"/>
+    </w:p>
+    <w:p>
+      <w:pPr>
         <w:ind w:firstLine="480"/>
-        <w:rPr>
-          <w:rFonts w:hint="eastAsia"/>
-          <w:lang w:val="zh-CN"/>
-        </w:rPr>
-      </w:pPr>
-      <w:r>
-        <w:rPr>
-          <w:rFonts w:hint="eastAsia"/>
-          <w:szCs w:val="21"/>
-        </w:rPr>
-        <w:t>基于歌尔股份的物资供应管理问题与现状，本章将从业务层面</w:t>
-      </w:r>
-      <w:r>
-        <w:rPr>
-          <w:rFonts w:hint="eastAsia"/>
-          <w:szCs w:val="21"/>
-        </w:rPr>
-        <w:t>出发，</w:t>
-      </w:r>
-      <w:r>
-        <w:rPr>
-          <w:rFonts w:hint="eastAsia"/>
-          <w:szCs w:val="21"/>
-        </w:rPr>
-        <w:t>针对制造业企业</w:t>
-      </w:r>
-      <w:r>
-        <w:rPr>
-          <w:rFonts w:hint="eastAsia"/>
-          <w:szCs w:val="21"/>
-        </w:rPr>
-        <w:t>设计一个集成化</w:t>
-      </w:r>
-      <w:r>
-        <w:rPr>
-          <w:rFonts w:hint="eastAsia"/>
-          <w:szCs w:val="21"/>
-        </w:rPr>
-        <w:t>的物资供应管理</w:t>
-      </w:r>
-      <w:r>
-        <w:rPr>
-          <w:rFonts w:hint="eastAsia"/>
-          <w:szCs w:val="21"/>
-        </w:rPr>
-        <w:t>系统</w:t>
-      </w:r>
-      <w:r>
-        <w:rPr>
-          <w:rFonts w:hint="eastAsia"/>
-          <w:szCs w:val="21"/>
-        </w:rPr>
-        <w:t>，主要是对企业物资供应的业务流程进行</w:t>
-      </w:r>
-      <w:r>
-        <w:rPr>
-          <w:rFonts w:hint="eastAsia"/>
-          <w:szCs w:val="21"/>
-        </w:rPr>
-        <w:t>设计</w:t>
-      </w:r>
-      <w:r>
-        <w:rPr>
-          <w:rFonts w:hint="eastAsia"/>
-          <w:szCs w:val="21"/>
-        </w:rPr>
-        <w:t>，实现物资供应管理优化。</w:t>
-      </w:r>
-      <w:r>
-        <w:rPr>
-          <w:szCs w:val="21"/>
-        </w:rPr>
-        <w:tab/>
+      </w:pPr>
+      <w:r>
+        <w:t>基于第三章对歌尔股份物资供应管理现状的分析和问题的识别，本章将从业务层面出发，针对制造业企业设计一个集成化的物资供应管理系统。该系统以需求计划、采购与供应商管理、库存管理三大核心环节为主线，通过数据共享与流程衔接实现端到端的协同优化，系统性解决需求计划精准度不足、供应链灵活性较差、各部门协同效率低下三大核心问题。</w:t>
       </w:r>
     </w:p>
     <w:p>
       <w:pPr>
         <w:pStyle w:val="2"/>
-        <w:spacing w:before="240" w:after="240" w:line="400" w:lineRule="exact"/>
-        <w:ind w:firstLineChars="0" w:firstLine="0"/>
-        <w:rPr>
-          <w:szCs w:val="21"/>
-        </w:rPr>
-      </w:pPr>
-      <w:r>
-        <w:rPr>
-          <w:rFonts w:hint="eastAsia"/>
-          <w:szCs w:val="21"/>
-          <w:lang w:val="en-US"/>
-        </w:rPr>
-        <w:t>4</w:t>
-      </w:r>
-      <w:r>
-        <w:rPr>
-          <w:szCs w:val="21"/>
-          <w:lang w:val="en-US"/>
-        </w:rPr>
-        <w:t>.</w:t>
-      </w:r>
-      <w:r>
-        <w:rPr>
-          <w:rFonts w:hint="eastAsia"/>
-          <w:szCs w:val="21"/>
-          <w:lang w:val="en-US"/>
-        </w:rPr>
-        <w:t>1</w:t>
-      </w:r>
-      <w:r>
-        <w:rPr>
-          <w:rFonts w:hint="eastAsia"/>
-          <w:szCs w:val="21"/>
-        </w:rPr>
-        <w:t>系统设计原则</w:t>
+      </w:pPr>
+      <w:r>
+        <w:t>4.1系统设计原则</w:t>
+      </w:r>
+    </w:p>
+    <w:p>
+      <w:pPr>
+        <w:ind w:firstLine="480"/>
+      </w:pPr>
+      <w:r>
+        <w:t>物资供应管理系统的设计需要遵循科学、合理的原则，以确保系统能够有效解决企业在物资供应管理中面临的实际问题。结合歌尔股份的业务特点和管理需求，本系统的设计遵循以下原则：</w:t>
+      </w:r>
+    </w:p>
+    <w:p>
+      <w:pPr>
+        <w:ind w:firstLine="480"/>
+      </w:pPr>
+      <w:r>
+        <w:t>（1）集成化原则。系统设计应打破计划、采购、库存等各业务环节之间的信息壁垒，实现数据的统一管理和共享。通过构建统一的数据平台，将客户需求信息、物料需求计划、采购订单、库存数据等关键信息进行集成，确保各部门在同一数据基础上开展工作，消除"部门墙"带来的信息孤岛问题，提升跨部门协同效率。</w:t>
+      </w:r>
+    </w:p>
+    <w:p>
+      <w:pPr>
+        <w:ind w:firstLine="480"/>
+      </w:pPr>
+      <w:r>
+        <w:t>（2）协同化原则。系统设计应以业务流程为导向，将OC（订单交付）、MC（物控）、Sourcing（寻源）、Buyer（采购执行）、仓储等部门的业务流程进行有效串联，实现业务流、信息流、物流的协同联动。当客户需求发生变更时，能够快速传导至各相关环节，实现联动响应和协同调整，提高供应链的整体响应速度。</w:t>
+      </w:r>
+    </w:p>
+    <w:p>
+      <w:pPr>
+        <w:ind w:firstLine="480"/>
+      </w:pPr>
+      <w:r>
+        <w:t>（3）智能化原则。系统设计应充分利用电子商务和信息技术手段，在需求预测、采购寻源、库存管理等环节引入数据分析和智能决策支持功能。通过对历史数据的分析和趋势预测，为管理决策提供定量化的数据支撑，减少对人工经验判断的依赖，提高计划精准度和管理科学性。</w:t>
+      </w:r>
+    </w:p>
+    <w:p>
+      <w:pPr>
+        <w:ind w:firstLine="480"/>
+      </w:pPr>
+      <w:r>
+        <w:t>（4）灵活性原则。系统设计应具备良好的适应性和可扩展性，能够灵活应对客户订单波动、供应商变动、市场环境变化等不确定因素。特别是在供应商管理方面，系统应支持供应商的多元化管理和动态调整，降低对单一供应商的过度依赖，增强供应链的韧性和抗风险能力。</w:t>
+      </w:r>
+    </w:p>
+    <w:p>
+      <w:pPr>
+        <w:ind w:firstLine="480"/>
+      </w:pPr>
+      <w:r>
+        <w:t>（5）标准化原则。系统设计应遵循流程标准化的要求，将物资供应管理各环节的操作流程、审批规则、数据格式等进行统一规范。这一原则与歌尔股份当前推行的"922流程"战略相一致，旨在实现各业务单元流程的一致性，减少人工干预，提高执行效率和管理规范性。</w:t>
       </w:r>
     </w:p>
     <w:p>
       <w:pPr>
         <w:pStyle w:val="2"/>
-        <w:spacing w:before="240" w:after="240" w:line="400" w:lineRule="exact"/>
-        <w:ind w:firstLineChars="0" w:firstLine="0"/>
-        <w:rPr>
-          <w:szCs w:val="21"/>
-        </w:rPr>
-      </w:pPr>
-      <w:r>
-        <w:rPr>
-          <w:rFonts w:hint="eastAsia"/>
-          <w:szCs w:val="21"/>
-          <w:lang w:val="en-US"/>
-        </w:rPr>
-        <w:t>4</w:t>
-      </w:r>
-      <w:r>
-        <w:rPr>
-          <w:szCs w:val="21"/>
-          <w:lang w:val="en-US"/>
-        </w:rPr>
-        <w:t>.</w:t>
-      </w:r>
-      <w:r>
-        <w:rPr>
-          <w:rFonts w:hint="eastAsia"/>
-          <w:szCs w:val="21"/>
-          <w:lang w:val="en-US"/>
-        </w:rPr>
-        <w:t>2</w:t>
-      </w:r>
-      <w:r>
-        <w:rPr>
-          <w:rFonts w:hint="eastAsia"/>
-          <w:szCs w:val="21"/>
-        </w:rPr>
-        <w:t>系统功能需求分析</w:t>
+      </w:pPr>
+      <w:r>
+        <w:t>4.2系统功能需求分析</w:t>
+      </w:r>
+    </w:p>
+    <w:p>
+      <w:pPr>
+        <w:ind w:firstLine="480"/>
+      </w:pPr>
+      <w:r>
+        <w:t>根据第三章对歌尔股份物资供应管理现状和问题的分析，结合系统设计原则，本系统的功能需求主要围绕以下三个方面展开：</w:t>
+      </w:r>
+    </w:p>
+    <w:p>
+      <w:pPr>
+        <w:ind w:firstLine="480"/>
+      </w:pPr>
+      <w:r>
+        <w:t>（1）针对需求计划精准度不足的问题，系统需要构建完善的需求预测与计划管理功能。具体包括：客户FCS需求信息的自动导入与版本管理，支持需求变更的实时传导和自动更新；基于ERP系统的MRP自动运算，实现物料需求的精确分解和采购建议的自动生成；需求预测分析功能，通过对历史数据的统计分析辅助提升预测准确性；S&amp;OP协同会议支持功能，实现跨部门的需求评审和库存风险评估。</w:t>
+      </w:r>
+    </w:p>
+    <w:p>
+      <w:pPr>
+        <w:ind w:firstLine="480"/>
+      </w:pPr>
+      <w:r>
+        <w:t>（2）针对供应链灵活性较差的问题，系统需要建立全面的采购与供应商管理功能。具体包括：智能寻源管理，支持RFQ/RFI在线询价和供应商竞标，拓宽供应商选择范围；采购订单的全流程管理，从PO下达到交期跟踪、到货验收的完整闭环；供应商准入评估和绩效考评的系统化管理，建立QCDS（质量、成本、交付、服务）四维评估体系，实现供应商的分级分类管理和动态调整；合同管理功能，支持价格协议和框架合同的线上管理。</w:t>
+      </w:r>
+    </w:p>
+    <w:p>
+      <w:pPr>
+        <w:ind w:firstLine="480"/>
+      </w:pPr>
+      <w:r>
+        <w:t>（3）针对各部门协同效率低下的问题，系统需要构建统一的数据共享与协同平台。具体包括：建立统一的主数据管理（物料、供应商、BOM等），确保各部门使用一致的数据基础；实现计划、采购、库存三大子系统之间的数据实时联动，如需求计划变更自动触发采购调整、库存水位变化自动触发补货等；构建跨部门的信息共享看板，提高业务透明度和沟通效率。</w:t>
       </w:r>
     </w:p>
     <w:p>
       <w:pPr>
         <w:pStyle w:val="2"/>
-        <w:spacing w:before="240" w:after="240" w:line="400" w:lineRule="exact"/>
-        <w:ind w:firstLineChars="0" w:firstLine="0"/>
-        <w:rPr>
-          <w:szCs w:val="21"/>
-        </w:rPr>
-      </w:pPr>
-      <w:r>
-        <w:rPr>
-          <w:rFonts w:hint="eastAsia"/>
-          <w:szCs w:val="21"/>
-          <w:lang w:val="en-US"/>
-        </w:rPr>
-        <w:t>4</w:t>
-      </w:r>
-      <w:r>
-        <w:rPr>
-          <w:szCs w:val="21"/>
-          <w:lang w:val="en-US"/>
-        </w:rPr>
-        <w:t>.</w:t>
-      </w:r>
-      <w:r>
-        <w:rPr>
-          <w:rFonts w:hint="eastAsia"/>
-          <w:szCs w:val="21"/>
-          <w:lang w:val="en-US"/>
-        </w:rPr>
-        <w:t>3</w:t>
-      </w:r>
-      <w:r>
-        <w:rPr>
-          <w:rFonts w:hint="eastAsia"/>
-          <w:szCs w:val="21"/>
-        </w:rPr>
-        <w:t>系统架构设计</w:t>
+      </w:pPr>
+      <w:r>
+        <w:t>4.3系统架构设计</w:t>
       </w:r>
     </w:p>
     <w:p>
       <w:pPr>
         <w:ind w:firstLine="480"/>
-        <w:rPr>
-          <w:lang w:val="zh-CN"/>
-        </w:rPr>
-      </w:pPr>
-      <w:r>
-        <w:rPr>
-          <w:rFonts w:hint="eastAsia"/>
-          <w:lang w:val="zh-CN"/>
-        </w:rPr>
-        <w:t>要绘制系统总体架构图</w:t>
+      </w:pPr>
+      <w:r>
+        <w:t>本系统采用分层架构设计，自上而下分为用户层、应用层、数据层、集成层和基础设施层五个层次，系统总体架构如图4-1所示。</w:t>
+      </w:r>
+    </w:p>
+    <w:p>
+      <w:pPr>
+        <w:jc w:val="center"/>
+      </w:pPr>
+      <w:r>
+        <w:drawing>
+          <wp:inline xmlns:a="http://schemas.openxmlformats.org/drawingml/2006/main" xmlns:pic="http://schemas.openxmlformats.org/drawingml/2006/picture">
+            <wp:extent cx="5029200" cy="3581427"/>
+            <wp:docPr id="1925106837" name="Picture 1925106837"/>
+            <wp:cNvGraphicFramePr>
+              <a:graphicFrameLocks noChangeAspect="1"/>
+            </wp:cNvGraphicFramePr>
+            <a:graphic>
+              <a:graphicData uri="http://schemas.openxmlformats.org/drawingml/2006/picture">
+                <pic:pic>
+                  <pic:nvPicPr>
+                    <pic:cNvPr id="0" name="fig4_1.png"/>
+                    <pic:cNvPicPr/>
+                  </pic:nvPicPr>
+                  <pic:blipFill>
+                    <a:blip r:embed="rId55"/>
+                    <a:stretch>
+                      <a:fillRect/>
+                    </a:stretch>
+                  </pic:blipFill>
+                  <pic:spPr>
+                    <a:xfrm>
+                      <a:off x="0" y="0"/>
+                      <a:ext cx="5029200" cy="3581427"/>
+                    </a:xfrm>
+                    <a:prstGeom prst="rect"/>
+                  </pic:spPr>
+                </pic:pic>
+              </a:graphicData>
+            </a:graphic>
+          </wp:inline>
+        </w:drawing>
+      </w:r>
+    </w:p>
+    <w:p>
+      <w:pPr>
+        <w:pStyle w:val="ac"/>
+        <w:jc w:val="center"/>
+      </w:pPr>
+      <w:r>
+        <w:t>图4- 1 物资供应管理系统总体架构图</w:t>
+      </w:r>
+    </w:p>
+    <w:p>
+      <w:pPr>
+        <w:ind w:firstLine="480"/>
+      </w:pPr>
+      <w:r>
+        <w:t>用户层是系统与使用者的交互界面，面向企业管理人员、采购人员、仓库管理人员和供应商等不同角色，提供差异化的功能入口和操作界面。企业内部用户通过管理后台进行需求计划编制、采购订单管理、库存监控等操作；供应商则通过供应商门户进行订单确认、送货通知、绩效查询等协同操作。</w:t>
+      </w:r>
+    </w:p>
+    <w:p>
+      <w:pPr>
+        <w:ind w:firstLine="480"/>
+      </w:pPr>
+      <w:r>
+        <w:t>应用层是系统的核心业务处理层，包含三大业务子系统：计划管理（需求预测）子系统、采购与供应商管理子系统、库存管理子系统。三大子系统分别覆盖物资供应管理的计划、执行、存储三大核心环节，通过数据接口实现业务流程的无缝衔接。计划管理子系统负责从客户需求到物料需求的转化，采购与供应商管理子系统负责从寻源到到货的采购全流程，库存管理子系统负责物料的入库、存储、出库全过程管控。</w:t>
+      </w:r>
+    </w:p>
+    <w:p>
+      <w:pPr>
+        <w:ind w:firstLine="480"/>
+      </w:pPr>
+      <w:r>
+        <w:t>数据层是系统的数据存储和管理层，包含主数据管理、业务数据库、分析数据仓库和数据交换中心四大组件。主数据管理负责物料、供应商、BOM等基础数据的统一维护；业务数据库存储订单、采购、库存等日常业务数据；分析数据仓库为BI报表和管理决策提供数据支撑；数据交换中心负责与外部系统的数据对接和交换。</w:t>
+      </w:r>
+    </w:p>
+    <w:p>
+      <w:pPr>
+        <w:ind w:firstLine="480"/>
+      </w:pPr>
+      <w:r>
+        <w:t>集成层负责与企业现有信息系统的对接和集成，包括ERP系统（MRP运算和财务数据）、G-SRM系统（供应商管理）、WMS系统（仓库管理）、DMS物流系统（物流跟踪）、BI系统（数据分析）、关务报关系统（进出口管理）以及FSSC财务系统（费用结算）等。通过标准化的数据接口实现各系统之间的数据互通和业务协同。</w:t>
+      </w:r>
+    </w:p>
+    <w:p>
+      <w:pPr>
+        <w:ind w:firstLine="480"/>
+      </w:pPr>
+      <w:r>
+        <w:t>基础设施层提供系统运行所需的硬件环境和技术支撑，包括云服务器部署、网络安全防护、数据备份恢复和系统运行监控等基础能力。</w:t>
+      </w:r>
+    </w:p>
+    <w:p>
+      <w:pPr>
+        <w:pStyle w:val="2"/>
+      </w:pPr>
+      <w:r>
+        <w:t>4.4系统功能设计</w:t>
+      </w:r>
+    </w:p>
+    <w:p>
+      <w:pPr>
+        <w:ind w:firstLine="480"/>
+      </w:pPr>
+      <w:r>
+        <w:t>本系统的功能架构基于三大子系统构建，每个子系统下设若干功能模块，各功能模块又包含具体的子功能。系统功能结构如图4-2所示。</w:t>
+      </w:r>
+    </w:p>
+    <w:p>
+      <w:pPr>
+        <w:jc w:val="center"/>
+      </w:pPr>
+      <w:r>
+        <w:drawing>
+          <wp:inline xmlns:a="http://schemas.openxmlformats.org/drawingml/2006/main" xmlns:pic="http://schemas.openxmlformats.org/drawingml/2006/picture">
+            <wp:extent cx="5029200" cy="3003339"/>
+            <wp:docPr id="1925106838" name="Picture 1925106838"/>
+            <wp:cNvGraphicFramePr>
+              <a:graphicFrameLocks noChangeAspect="1"/>
+            </wp:cNvGraphicFramePr>
+            <a:graphic>
+              <a:graphicData uri="http://schemas.openxmlformats.org/drawingml/2006/picture">
+                <pic:pic>
+                  <pic:nvPicPr>
+                    <pic:cNvPr id="0" name="fig4_2.png"/>
+                    <pic:cNvPicPr/>
+                  </pic:nvPicPr>
+                  <pic:blipFill>
+                    <a:blip r:embed="rId56"/>
+                    <a:stretch>
+                      <a:fillRect/>
+                    </a:stretch>
+                  </pic:blipFill>
+                  <pic:spPr>
+                    <a:xfrm>
+                      <a:off x="0" y="0"/>
+                      <a:ext cx="5029200" cy="3003339"/>
+                    </a:xfrm>
+                    <a:prstGeom prst="rect"/>
+                  </pic:spPr>
+                </pic:pic>
+              </a:graphicData>
+            </a:graphic>
+          </wp:inline>
+        </w:drawing>
+      </w:r>
+    </w:p>
+    <w:p>
+      <w:pPr>
+        <w:pStyle w:val="ac"/>
+        <w:jc w:val="center"/>
+      </w:pPr>
+      <w:r>
+        <w:t>图4- 2 物资供应管理系统功能结构图</w:t>
+      </w:r>
+    </w:p>
+    <w:p>
+      <w:pPr>
+        <w:ind w:firstLine="480"/>
+      </w:pPr>
+      <w:r>
+        <w:t>如图4-2所示，系统整体划分为三大子系统：计划管理（需求预测）子系统、采购与供应商管理子系统和库存管理子系统。计划管理子系统包含客户FCS需求管理、MRP自动运算、S&amp;OP协同会议和需求预测分析四个核心功能模块，负责从客户需求接收到物料需求计划输出的全过程。采购与供应商管理子系统包含智能寻源管理、采购订单管理、供应商准入评估、供应商绩效考评和合同管理五个核心功能模块，覆盖从寻源到结算的采购全流程以及供应商全生命周期管理。库存管理子系统包含入库管理、出库管理、库存监控与盘点、安全库存管理和VMI协同管理五个核心功能模块，实现物料从入库到出库的全过程管控。</w:t>
+      </w:r>
+    </w:p>
+    <w:p>
+      <w:pPr>
+        <w:ind w:firstLine="480"/>
+      </w:pPr>
+      <w:r>
+        <w:t>三大子系统通过跨系统数据协同机制实现业务闭环：计划管理子系统的需求计划输出采购建议，驱动采购子系统的寻源和下单；采购子系统的到货信息触发库存子系统的入库检验；库存子系统的库存水位变化反馈至计划子系统进行需求修正，同时触发采购子系统的补货操作；供应商绩效评估结果反馈至寻源决策，形成持续优化的管理闭环。</w:t>
+      </w:r>
+    </w:p>
+    <w:p>
+      <w:pPr>
+        <w:pStyle w:val="2"/>
+      </w:pPr>
+      <w:r>
+        <w:t>4.5子系统功能设计</w:t>
       </w:r>
     </w:p>
     <w:p>
       <w:pPr>
         <w:pStyle w:val="3"/>
-        <w:tabs>
-          <w:tab w:val="clear" w:pos="561"/>
-          <w:tab w:val="clear" w:pos="720"/>
-        </w:tabs>
-        <w:overflowPunct/>
-        <w:spacing w:line="400" w:lineRule="exact"/>
-        <w:jc w:val="both"/>
-        <w:rPr>
-          <w:rFonts w:hint="eastAsia"/>
-          <w:sz w:val="28"/>
-          <w:szCs w:val="28"/>
-        </w:rPr>
-      </w:pPr>
-      <w:r>
-        <w:rPr>
-          <w:rFonts w:hint="eastAsia"/>
-          <w:sz w:val="28"/>
-          <w:szCs w:val="28"/>
-          <w:lang w:val="en-US"/>
-        </w:rPr>
-        <w:t>4</w:t>
-      </w:r>
-      <w:r>
-        <w:rPr>
-          <w:sz w:val="28"/>
-          <w:szCs w:val="28"/>
-          <w:lang w:val="en-US"/>
-        </w:rPr>
-        <w:t>.</w:t>
-      </w:r>
-      <w:r>
-        <w:rPr>
-          <w:rFonts w:hint="eastAsia"/>
-          <w:sz w:val="28"/>
-          <w:szCs w:val="28"/>
-          <w:lang w:val="en-US"/>
-        </w:rPr>
-        <w:t>4</w:t>
-      </w:r>
-      <w:r>
-        <w:rPr>
-          <w:rFonts w:hint="eastAsia"/>
-          <w:sz w:val="28"/>
-          <w:szCs w:val="28"/>
-        </w:rPr>
-        <w:t>系统功能设计</w:t>
+      </w:pPr>
+      <w:r>
+        <w:t>4.5.1计划管理（需求预测）子系统</w:t>
       </w:r>
     </w:p>
     <w:p>
       <w:pPr>
         <w:ind w:firstLine="480"/>
-        <w:rPr>
-          <w:lang w:val="zh-CN"/>
-        </w:rPr>
-      </w:pPr>
-      <w:r>
-        <w:rPr>
-          <w:rFonts w:hint="eastAsia"/>
-          <w:lang w:val="zh-CN"/>
-        </w:rPr>
-        <w:t>要绘制系统功能结构图，并描述相对应子系统具备的功能</w:t>
+      </w:pPr>
+      <w:r>
+        <w:t>计划管理子系统是整个物资供应管理系统的起点和驱动核心，其主要功能是将客户端的需求信息准确、高效地转化为物料级的采购需求计划，为后续采购和库存管理提供精准的输入依据。该子系统的设计重点在于解决第三章所识别的"需求计划信息精准度不足"问题，特别是客户订单波动引发的采购计划频繁调整和采购计划预见性不足两大痛点。</w:t>
+      </w:r>
+    </w:p>
+    <w:p>
+      <w:pPr>
+        <w:ind w:firstLine="480"/>
+      </w:pPr>
+      <w:r>
+        <w:t>（1）子系统业务流程</w:t>
+      </w:r>
+    </w:p>
+    <w:p>
+      <w:pPr>
+        <w:ind w:firstLine="480"/>
+      </w:pPr>
+      <w:r>
+        <w:t>计划管理子系统的业务流程如图4-3所示。流程以客户MPS/FCS需求信息的接收为起点，经过OC部门的订单评审和需求分析，判断客户需求是否发生变更。若需求发生变更，则更新需求预测并调整生产计划；若需求未变更或完成调整后，MC部门在ERP系统中运行MRP，将成品需求分解为物料级需求，计算物料需求量、采购周期和到货节点，最终生成物料请购单和采购建议。同时，通过定期的S&amp;OP会议对计划进行评审和库存风险评估，确保需求计划的准确性和可执行性。</w:t>
+      </w:r>
+    </w:p>
+    <w:p>
+      <w:pPr>
+        <w:jc w:val="center"/>
+      </w:pPr>
+      <w:r>
+        <w:drawing>
+          <wp:inline xmlns:a="http://schemas.openxmlformats.org/drawingml/2006/main" xmlns:pic="http://schemas.openxmlformats.org/drawingml/2006/picture">
+            <wp:extent cx="5029200" cy="3469153"/>
+            <wp:docPr id="1925106839" name="Picture 1925106839"/>
+            <wp:cNvGraphicFramePr>
+              <a:graphicFrameLocks noChangeAspect="1"/>
+            </wp:cNvGraphicFramePr>
+            <a:graphic>
+              <a:graphicData uri="http://schemas.openxmlformats.org/drawingml/2006/picture">
+                <pic:pic>
+                  <pic:nvPicPr>
+                    <pic:cNvPr id="0" name="fig4_3.png"/>
+                    <pic:cNvPicPr/>
+                  </pic:nvPicPr>
+                  <pic:blipFill>
+                    <a:blip r:embed="rId57"/>
+                    <a:stretch>
+                      <a:fillRect/>
+                    </a:stretch>
+                  </pic:blipFill>
+                  <pic:spPr>
+                    <a:xfrm>
+                      <a:off x="0" y="0"/>
+                      <a:ext cx="5029200" cy="3469153"/>
+                    </a:xfrm>
+                    <a:prstGeom prst="rect"/>
+                  </pic:spPr>
+                </pic:pic>
+              </a:graphicData>
+            </a:graphic>
+          </wp:inline>
+        </w:drawing>
+      </w:r>
+    </w:p>
+    <w:p>
+      <w:pPr>
+        <w:pStyle w:val="ac"/>
+        <w:jc w:val="center"/>
+      </w:pPr>
+      <w:r>
+        <w:t>图4- 3 计划管理子系统业务流程图</w:t>
+      </w:r>
+    </w:p>
+    <w:p>
+      <w:pPr>
+        <w:ind w:firstLine="480"/>
+      </w:pPr>
+      <w:r>
+        <w:t>（2）子系统功能模块</w:t>
+      </w:r>
+    </w:p>
+    <w:p>
+      <w:pPr>
+        <w:ind w:firstLine="480"/>
+      </w:pPr>
+      <w:r>
+        <w:t>计划管理子系统的功能模块设计如图4-4所示，包含四个核心功能模块：</w:t>
+      </w:r>
+    </w:p>
+    <w:p>
+      <w:pPr>
+        <w:jc w:val="center"/>
+      </w:pPr>
+      <w:r>
+        <w:drawing>
+          <wp:inline xmlns:a="http://schemas.openxmlformats.org/drawingml/2006/main" xmlns:pic="http://schemas.openxmlformats.org/drawingml/2006/picture">
+            <wp:extent cx="5029200" cy="3081092"/>
+            <wp:docPr id="1925106840" name="Picture 1925106840"/>
+            <wp:cNvGraphicFramePr>
+              <a:graphicFrameLocks noChangeAspect="1"/>
+            </wp:cNvGraphicFramePr>
+            <a:graphic>
+              <a:graphicData uri="http://schemas.openxmlformats.org/drawingml/2006/picture">
+                <pic:pic>
+                  <pic:nvPicPr>
+                    <pic:cNvPr id="0" name="fig4_4.png"/>
+                    <pic:cNvPicPr/>
+                  </pic:nvPicPr>
+                  <pic:blipFill>
+                    <a:blip r:embed="rId58"/>
+                    <a:stretch>
+                      <a:fillRect/>
+                    </a:stretch>
+                  </pic:blipFill>
+                  <pic:spPr>
+                    <a:xfrm>
+                      <a:off x="0" y="0"/>
+                      <a:ext cx="5029200" cy="3081092"/>
+                    </a:xfrm>
+                    <a:prstGeom prst="rect"/>
+                  </pic:spPr>
+                </pic:pic>
+              </a:graphicData>
+            </a:graphic>
+          </wp:inline>
+        </w:drawing>
+      </w:r>
+    </w:p>
+    <w:p>
+      <w:pPr>
+        <w:pStyle w:val="ac"/>
+        <w:jc w:val="center"/>
+      </w:pPr>
+      <w:r>
+        <w:t>图4- 4 计划管理子系统功能模块图</w:t>
+      </w:r>
+    </w:p>
+    <w:p>
+      <w:pPr>
+        <w:ind w:firstLine="480"/>
+      </w:pPr>
+      <w:r>
+        <w:t>①客户FCS需求管理模块。该模块负责接收和管理来自客户的MPS（主生产计划）和FCS（预测与承诺交付计划）数据。主要功能包括：FCS数据的自动导入与定期更新，支持客户周度更新频率；需求版本管理，记录每次FCS更新的变化情况，便于追溯和对比分析；订单变更自动通知，当客户FCS发生显著变化时，系统自动向MC、采购等相关部门推送变更提醒；BOM清单维护，与ERP系统对接，确保产品BOM数据的准确性和时效性。该模块通过实现客户需求信息的线上化管理和实时传递，解决需求信息传导不及时的问题。</w:t>
+      </w:r>
+    </w:p>
+    <w:p>
+      <w:pPr>
+        <w:ind w:firstLine="480"/>
+      </w:pPr>
+      <w:r>
+        <w:t>②MRP自动运算模块。该模块基于ERP系统的MRP运算功能，实现物料需求的自动分解和采购建议的智能生成。主要功能包括：物料需求分解计算，根据客户订单和FCS预测，结合产品BOM清单、现有库存水位和在途物料数据，自动计算各物料的净需求量；采购周期匹配，根据供应商的Lead Time（交货周期）自动匹配采购时间节点，确保物料按需到货；请购单自动生成，根据MRP运算结果自动生成标准化的物料请购单，减少人工编制的工作量和错误率。该模块通过MRP运算的自动化和标准化，解决采购计划依赖人工经验、容易产生偏差的问题。</w:t>
+      </w:r>
+    </w:p>
+    <w:p>
+      <w:pPr>
+        <w:ind w:firstLine="480"/>
+      </w:pPr>
+      <w:r>
+        <w:t>③S&amp;OP协同会议模块。该模块为企业定期组织的销售与运营计划会议提供系统支持，实现跨部门的需求评审和计划协同。主要功能包括：跨部门需求评审，将销售、生产、采购、仓储等部门的数据汇集在统一平台上进行综合评审；库存风险评估，基于当前库存水位、在途物料和预测需求，自动评估库存风险（积压或短缺）并给出预警提示；产能平衡分析，结合生产排程和物料到货计划，评估产能与需求的匹配程度。该模块通过搭建跨部门协同平台，提升各部门在计划阶段的协同效率。</w:t>
+      </w:r>
+    </w:p>
+    <w:p>
+      <w:pPr>
+        <w:ind w:firstLine="480"/>
+      </w:pPr>
+      <w:r>
+        <w:t>④需求预测分析模块。该模块在客户FCS的基础上增加系统的辅助预测能力，提升需求预测的准确性和前瞻性。主要功能包括：历史数据趋势分析，通过对历史订单、出货数据的统计分析，识别需求的季节性规律和波动趋势；需求波动预警，当系统检测到FCS连续多期出现大幅波动时，自动发出预警信号，提醒管理人员关注和评估；预测准确率统计，对历史预测数据与实际执行数据进行对比分析，持续跟踪和改进预测准确性。该模块旨在弥补企业完全依赖客户FCS进行需求预测的不足，通过数据分析提供辅助性预测参考。</w:t>
       </w:r>
     </w:p>
     <w:p>
       <w:pPr>
         <w:pStyle w:val="3"/>
-        <w:tabs>
-          <w:tab w:val="clear" w:pos="561"/>
-          <w:tab w:val="clear" w:pos="720"/>
-        </w:tabs>
-        <w:overflowPunct/>
-        <w:spacing w:line="400" w:lineRule="exact"/>
-        <w:jc w:val="both"/>
-        <w:rPr>
-          <w:rFonts w:hint="eastAsia"/>
-          <w:sz w:val="28"/>
-          <w:szCs w:val="28"/>
-        </w:rPr>
-      </w:pPr>
-      <w:r>
-        <w:rPr>
-          <w:rFonts w:hint="eastAsia"/>
-          <w:sz w:val="28"/>
-          <w:szCs w:val="28"/>
-          <w:lang w:val="en-US"/>
-        </w:rPr>
-        <w:t>4</w:t>
-      </w:r>
-      <w:r>
-        <w:rPr>
-          <w:sz w:val="28"/>
-          <w:szCs w:val="28"/>
-          <w:lang w:val="en-US"/>
-        </w:rPr>
-        <w:t>.</w:t>
-      </w:r>
-      <w:r>
-        <w:rPr>
-          <w:rFonts w:hint="eastAsia"/>
-          <w:sz w:val="28"/>
-          <w:szCs w:val="28"/>
-          <w:lang w:val="en-US"/>
-        </w:rPr>
-        <w:t>5</w:t>
-      </w:r>
-      <w:r>
-        <w:rPr>
-          <w:rFonts w:hint="eastAsia"/>
-          <w:sz w:val="28"/>
-          <w:szCs w:val="28"/>
-          <w:lang w:val="en-US"/>
-        </w:rPr>
-        <w:t>子</w:t>
-      </w:r>
-      <w:r>
-        <w:rPr>
-          <w:rFonts w:hint="eastAsia"/>
-          <w:sz w:val="28"/>
-          <w:szCs w:val="28"/>
-        </w:rPr>
-        <w:t>系统功能设计</w:t>
+      </w:pPr>
+      <w:r>
+        <w:t>4.5.2采购与供应商管理子系统</w:t>
+      </w:r>
+    </w:p>
+    <w:p>
+      <w:pPr>
+        <w:ind w:firstLine="480"/>
+      </w:pPr>
+      <w:r>
+        <w:t>采购与供应商管理子系统是物资供应管理系统的核心执行层，负责将计划管理子系统输出的物料需求转化为实际的采购行动，并对供应商进行全生命周期管理。该子系统的设计重点在于解决第三章所识别的"供应链灵活性较差"问题，特别是供应商集中度偏高和客户高度集中导致的供应链被动局面，同时通过采购流程的线上化和标准化提升协同效率。</w:t>
+      </w:r>
+    </w:p>
+    <w:p>
+      <w:pPr>
+        <w:ind w:firstLine="480"/>
+      </w:pPr>
+      <w:r>
+        <w:t>（1）子系统业务流程</w:t>
+      </w:r>
+    </w:p>
+    <w:p>
+      <w:pPr>
+        <w:ind w:firstLine="480"/>
+      </w:pPr>
+      <w:r>
+        <w:t>采购与供应商管理子系统的业务流程如图4-5所示。流程以接收物料请购单为起点，首先判断该采购需求是否为NPI（新产品导入）或首单采购。若为NPI/首单，则进入Sourcing寻源流程，包括发起RFQ/RFI询价、组织供应商竞标评标、完成供应商准入资质审核后方可下单；若为常规采购，则由Buyer直接选择已有的合格供应商进行下单。确定供应商后，系统生成采购订单（PO）下达至供应商，随后进入订单执行跟踪阶段，包括交期管理和催货。物料到货后进行验收并转入库存管理子系统。全流程中，供应商管理模块持续进行绩效QCDS考评、分级分类管理和整改淘汰，评估结果反馈至寻源决策，形成管理闭环。</w:t>
+      </w:r>
+    </w:p>
+    <w:p>
+      <w:pPr>
+        <w:jc w:val="center"/>
+      </w:pPr>
+      <w:r>
+        <w:drawing>
+          <wp:inline xmlns:a="http://schemas.openxmlformats.org/drawingml/2006/main" xmlns:pic="http://schemas.openxmlformats.org/drawingml/2006/picture">
+            <wp:extent cx="5029200" cy="3581427"/>
+            <wp:docPr id="1925106841" name="Picture 1925106841"/>
+            <wp:cNvGraphicFramePr>
+              <a:graphicFrameLocks noChangeAspect="1"/>
+            </wp:cNvGraphicFramePr>
+            <a:graphic>
+              <a:graphicData uri="http://schemas.openxmlformats.org/drawingml/2006/picture">
+                <pic:pic>
+                  <pic:nvPicPr>
+                    <pic:cNvPr id="0" name="fig4_5.png"/>
+                    <pic:cNvPicPr/>
+                  </pic:nvPicPr>
+                  <pic:blipFill>
+                    <a:blip r:embed="rId59"/>
+                    <a:stretch>
+                      <a:fillRect/>
+                    </a:stretch>
+                  </pic:blipFill>
+                  <pic:spPr>
+                    <a:xfrm>
+                      <a:off x="0" y="0"/>
+                      <a:ext cx="5029200" cy="3581427"/>
+                    </a:xfrm>
+                    <a:prstGeom prst="rect"/>
+                  </pic:spPr>
+                </pic:pic>
+              </a:graphicData>
+            </a:graphic>
+          </wp:inline>
+        </w:drawing>
+      </w:r>
+    </w:p>
+    <w:p>
+      <w:pPr>
+        <w:pStyle w:val="ac"/>
+        <w:jc w:val="center"/>
+      </w:pPr>
+      <w:r>
+        <w:t>图4- 5 采购与供应商管理子系统业务流程图</w:t>
+      </w:r>
+    </w:p>
+    <w:p>
+      <w:pPr>
+        <w:ind w:firstLine="480"/>
+      </w:pPr>
+      <w:r>
+        <w:t>（2）子系统功能模块</w:t>
+      </w:r>
+    </w:p>
+    <w:p>
+      <w:pPr>
+        <w:ind w:firstLine="480"/>
+      </w:pPr>
+      <w:r>
+        <w:t>采购与供应商管理子系统的功能模块设计如图4-6所示，包含五个核心功能模块：</w:t>
+      </w:r>
+    </w:p>
+    <w:p>
+      <w:pPr>
+        <w:jc w:val="center"/>
+      </w:pPr>
+      <w:r>
+        <w:drawing>
+          <wp:inline xmlns:a="http://schemas.openxmlformats.org/drawingml/2006/main" xmlns:pic="http://schemas.openxmlformats.org/drawingml/2006/picture">
+            <wp:extent cx="5029200" cy="2859351"/>
+            <wp:docPr id="1925106842" name="Picture 1925106842"/>
+            <wp:cNvGraphicFramePr>
+              <a:graphicFrameLocks noChangeAspect="1"/>
+            </wp:cNvGraphicFramePr>
+            <a:graphic>
+              <a:graphicData uri="http://schemas.openxmlformats.org/drawingml/2006/picture">
+                <pic:pic>
+                  <pic:nvPicPr>
+                    <pic:cNvPr id="0" name="fig4_6.png"/>
+                    <pic:cNvPicPr/>
+                  </pic:nvPicPr>
+                  <pic:blipFill>
+                    <a:blip r:embed="rId60"/>
+                    <a:stretch>
+                      <a:fillRect/>
+                    </a:stretch>
+                  </pic:blipFill>
+                  <pic:spPr>
+                    <a:xfrm>
+                      <a:off x="0" y="0"/>
+                      <a:ext cx="5029200" cy="2859351"/>
+                    </a:xfrm>
+                    <a:prstGeom prst="rect"/>
+                  </pic:spPr>
+                </pic:pic>
+              </a:graphicData>
+            </a:graphic>
+          </wp:inline>
+        </w:drawing>
+      </w:r>
+    </w:p>
+    <w:p>
+      <w:pPr>
+        <w:pStyle w:val="ac"/>
+        <w:jc w:val="center"/>
+      </w:pPr>
+      <w:r>
+        <w:t>图4- 6 采购与供应商管理子系统功能模块图</w:t>
+      </w:r>
+    </w:p>
+    <w:p>
+      <w:pPr>
+        <w:ind w:firstLine="480"/>
+      </w:pPr>
+      <w:r>
+        <w:t>①智能寻源管理模块。该模块负责采购环节的供应商寻找和比价选择，是降低采购成本、拓宽供应渠道的关键功能。主要功能包括：RFQ/RFI询价管理，支持向多家供应商同时发送询价请求，供应商通过线上平台进行报价，实现报价信息的自动汇总和对比分析；在线竞标功能，对于规格标准、市场竞争充分的物料，支持逆向拍卖竞价模式，通过供应商之间的充分竞争获取最优价格；供应商推荐功能，基于供应商的历史绩效评分、价格水平和产能情况，系统自动推荐最优供应商组合。该模块通过扩大供应商竞争范围和提升比价透明度，有效应对供应商集中度偏高和强势供方议价困难的问题。</w:t>
+      </w:r>
+    </w:p>
+    <w:p>
+      <w:pPr>
+        <w:ind w:firstLine="480"/>
+      </w:pPr>
+      <w:r>
+        <w:t>②采购订单管理模块。该模块负责采购订单的生成、执行和跟踪，实现采购全流程的线上化管理。主要功能包括：PO生成与下达，根据询价比价结果和审批流程自动生成采购订单，通过供应商门户在线下达；交期跟踪，实时跟踪供应商的生产进度和发货状态，当预计交期与计划交期出现偏差时自动触发预警并启动催货流程；到货管理，供应商创建ASN（发货通知），系统自动匹配PO进行到货确认并触发后续的入库检验流程。该模块通过订单执行的全过程可视化，提升采购团队对订单交付的掌控力度。</w:t>
+      </w:r>
+    </w:p>
+    <w:p>
+      <w:pPr>
+        <w:ind w:firstLine="480"/>
+      </w:pPr>
+      <w:r>
+        <w:t>③供应商准入评估模块。该模块负责新供应商的引入和资质审核，是优化供应商结构、降低供应风险的重要功能。主要功能包括：供应商注册，新供应商通过线上平台自助注册并提交基本信息和资质材料；资质审核，系统对供应商的营业执照、体系认证、财务状况等基本资质进行初步审核和校验；现场考察管理，支持对重点供应商安排现场考察，记录考察结果和评估意见，并纳入综合评审。通过系统化的准入管理，规范供应商引入流程，缩短准入周期，同时为供应商多元化提供管理工具支撑。</w:t>
+      </w:r>
+    </w:p>
+    <w:p>
+      <w:pPr>
+        <w:ind w:firstLine="480"/>
+      </w:pPr>
+      <w:r>
+        <w:t>④供应商绩效考评模块。该模块负责对在合作供应商进行持续的绩效评估和管理，是提升供应商管理水平和供应链质量的核心功能。主要功能包括：QCDS四维评分，从质量（Quality）、成本（Cost）、交付（Delivery）、服务（Service）四个维度对供应商进行量化评分，评分数据尽量从ERP、WMS等系统自动采集，减少人工评分的主观偏差；绩效排名，根据评分结果对供应商进行排名和分级分类，识别优秀供应商和需要整改的供应商；整改管理，对评分不达标的供应商发起整改要求，跟踪整改进度，对持续不达标的供应商启动淘汰流程。该模块通过建立系统化、数据化的供应商考评机制，替代原有的简单定期打分方式，提升供应商管理的科学性和有效性。</w:t>
+      </w:r>
+    </w:p>
+    <w:p>
+      <w:pPr>
+        <w:ind w:firstLine="480"/>
+      </w:pPr>
+      <w:r>
+        <w:t>⑤合同管理模块。该模块负责采购合同和价格协议的线上管理。主要功能包括：价格协议管理，记录和管理与供应商签订的价格协议，支持年度降价协议的线上签署和执行跟踪；框架合同管理，对战略供应商的长期合作框架合同进行统一管理，记录合同条款和有效期；付款管理，与FSSC财务系统对接，实现从对账到付款申请的线上化处理。</w:t>
       </w:r>
     </w:p>
     <w:p>
       <w:pPr>
         <w:pStyle w:val="3"/>
-        <w:tabs>
-          <w:tab w:val="clear" w:pos="561"/>
-          <w:tab w:val="clear" w:pos="720"/>
-        </w:tabs>
-        <w:overflowPunct/>
-        <w:spacing w:line="400" w:lineRule="exact"/>
-        <w:jc w:val="both"/>
-        <w:rPr>
-          <w:rFonts w:ascii="Times New Roman" w:hAnsi="Times New Roman"/>
-        </w:rPr>
-      </w:pPr>
-      <w:r>
-        <w:rPr>
-          <w:rFonts w:ascii="Times New Roman" w:hAnsi="Times New Roman" w:hint="eastAsia"/>
-        </w:rPr>
-        <w:t>4.4.1</w:t>
-      </w:r>
-      <w:r>
-        <w:rPr>
-          <w:rFonts w:ascii="Times New Roman" w:hAnsi="Times New Roman" w:hint="eastAsia"/>
-        </w:rPr>
-        <w:t>计划管理</w:t>
-      </w:r>
-      <w:r>
-        <w:rPr>
-          <w:rFonts w:ascii="Times New Roman" w:hAnsi="Times New Roman" w:hint="eastAsia"/>
-        </w:rPr>
-        <w:t>（需求预测）</w:t>
-      </w:r>
-      <w:r>
-        <w:rPr>
-          <w:rFonts w:ascii="Times New Roman" w:hAnsi="Times New Roman" w:hint="eastAsia"/>
-        </w:rPr>
-        <w:t>子系统</w:t>
+      </w:pPr>
+      <w:r>
+        <w:t>4.5.3库存管理子系统</w:t>
       </w:r>
     </w:p>
     <w:p>
       <w:pPr>
         <w:ind w:firstLine="480"/>
-        <w:rPr>
-          <w:lang w:val="zh-CN"/>
-        </w:rPr>
-      </w:pPr>
-      <w:r>
-        <w:rPr>
-          <w:rFonts w:hint="eastAsia"/>
-          <w:lang w:val="zh-CN"/>
-        </w:rPr>
-        <w:t>要绘制子系统流程图和功能模块图</w:t>
-      </w:r>
-    </w:p>
-    <w:p>
-      <w:pPr>
-        <w:pStyle w:val="3"/>
-        <w:tabs>
-          <w:tab w:val="clear" w:pos="561"/>
-          <w:tab w:val="clear" w:pos="720"/>
-        </w:tabs>
-        <w:overflowPunct/>
-        <w:spacing w:line="400" w:lineRule="exact"/>
-        <w:jc w:val="both"/>
-        <w:rPr>
-          <w:rFonts w:ascii="Times New Roman" w:hAnsi="Times New Roman"/>
-        </w:rPr>
-      </w:pPr>
-      <w:r>
-        <w:rPr>
-          <w:rFonts w:ascii="Times New Roman" w:hAnsi="Times New Roman" w:hint="eastAsia"/>
-        </w:rPr>
-        <w:t>4.4.2</w:t>
-      </w:r>
-      <w:r>
-        <w:rPr>
-          <w:rFonts w:ascii="Times New Roman" w:hAnsi="Times New Roman" w:hint="eastAsia"/>
-        </w:rPr>
-        <w:t>采购</w:t>
-      </w:r>
-      <w:r>
-        <w:rPr>
-          <w:rFonts w:ascii="Times New Roman" w:hAnsi="Times New Roman" w:hint="eastAsia"/>
-        </w:rPr>
-        <w:t>与供应商</w:t>
-      </w:r>
-      <w:r>
-        <w:rPr>
-          <w:rFonts w:ascii="Times New Roman" w:hAnsi="Times New Roman" w:hint="eastAsia"/>
-        </w:rPr>
-        <w:t>管理子系统</w:t>
+      </w:pPr>
+      <w:r>
+        <w:t>库存管理子系统是物资供应管理系统的末端执行层，负责物料从到货入库到生产领用的全过程管控。该子系统的设计一方面直接解决库存管理中帐实不一致、物料丢失等运营层面的问题，另一方面通过安全库存的科学管理和VMI模式的深度应用，与计划管理子系统和采购子系统形成联动，共同支撑供应链灵活性和协同效率的提升。</w:t>
       </w:r>
     </w:p>
     <w:p>
       <w:pPr>
         <w:ind w:firstLine="480"/>
-        <w:rPr>
-          <w:lang w:val="zh-CN"/>
-        </w:rPr>
-      </w:pPr>
-      <w:r>
-        <w:rPr>
-          <w:rFonts w:hint="eastAsia"/>
-          <w:lang w:val="zh-CN"/>
-        </w:rPr>
-        <w:t>要绘制子系统流程图和功能模块图</w:t>
-      </w:r>
-    </w:p>
-    <w:p>
-      <w:pPr>
-        <w:pStyle w:val="3"/>
-        <w:tabs>
-          <w:tab w:val="clear" w:pos="561"/>
-          <w:tab w:val="clear" w:pos="720"/>
-        </w:tabs>
-        <w:overflowPunct/>
-        <w:spacing w:line="400" w:lineRule="exact"/>
-        <w:jc w:val="both"/>
-        <w:rPr>
-          <w:rFonts w:ascii="Times New Roman" w:hAnsi="Times New Roman"/>
-        </w:rPr>
-      </w:pPr>
-      <w:r>
-        <w:rPr>
-          <w:rFonts w:ascii="Times New Roman" w:hAnsi="Times New Roman" w:hint="eastAsia"/>
-        </w:rPr>
-        <w:t>4.4.3</w:t>
-      </w:r>
-      <w:r>
-        <w:rPr>
-          <w:rFonts w:ascii="Times New Roman" w:hAnsi="Times New Roman" w:hint="eastAsia"/>
-        </w:rPr>
-        <w:t>库存管理</w:t>
-      </w:r>
-      <w:r>
-        <w:rPr>
-          <w:rFonts w:ascii="Times New Roman" w:hAnsi="Times New Roman" w:hint="eastAsia"/>
-        </w:rPr>
-        <w:t>子系统</w:t>
+      </w:pPr>
+      <w:r>
+        <w:t>（1）子系统业务流程</w:t>
       </w:r>
     </w:p>
     <w:p>
       <w:pPr>
         <w:ind w:firstLine="480"/>
-        <w:rPr>
-          <w:lang w:val="zh-CN"/>
-        </w:rPr>
-      </w:pPr>
-      <w:r>
-        <w:rPr>
-          <w:rFonts w:hint="eastAsia"/>
-          <w:lang w:val="zh-CN"/>
-        </w:rPr>
-        <w:t>要绘制子系统流程图和功能模块图</w:t>
-      </w:r>
-    </w:p>
-    <w:p>
-      <w:pPr>
-        <w:pStyle w:val="a1"/>
-        <w:ind w:firstLineChars="0" w:firstLine="0"/>
-      </w:pPr>
-    </w:p>
-    <w:p>
-      <w:pPr>
-        <w:pStyle w:val="a1"/>
-        <w:ind w:firstLineChars="111"/>
-      </w:pPr>
-    </w:p>
-    <w:p>
-      <w:pPr>
-        <w:pStyle w:val="a1"/>
-        <w:ind w:firstLine="360"/>
-      </w:pPr>
+      </w:pPr>
+      <w:r>
+        <w:t>库存管理子系统的业务流程如图4-7所示。流程以采购子系统的供应商送货到货为起点，首先进行IQC（来料检验），判断物料是否合格。合格物料办理入库登记并更新库存台账；不合格物料则启动退货或让步接收流程并通知供应商。入库后，系统对库存进行实时监控和ABC分类管理。当库存水位低于安全库存阈值时，自动触发补货机制并生成采购建议传递至采购子系统；正常情况下，根据生产计划进行领料出库并更新库存。对于实行VMI模式的物料，供应商可通过系统查看库存水位并进行自动补货。</w:t>
+      </w:r>
+    </w:p>
+    <w:p>
+      <w:pPr>
+        <w:jc w:val="center"/>
+      </w:pPr>
+      <w:r>
+        <w:drawing>
+          <wp:inline xmlns:a="http://schemas.openxmlformats.org/drawingml/2006/main" xmlns:pic="http://schemas.openxmlformats.org/drawingml/2006/picture">
+            <wp:extent cx="5029200" cy="3859165"/>
+            <wp:docPr id="1925106843" name="Picture 1925106843"/>
+            <wp:cNvGraphicFramePr>
+              <a:graphicFrameLocks noChangeAspect="1"/>
+            </wp:cNvGraphicFramePr>
+            <a:graphic>
+              <a:graphicData uri="http://schemas.openxmlformats.org/drawingml/2006/picture">
+                <pic:pic>
+                  <pic:nvPicPr>
+                    <pic:cNvPr id="0" name="fig4_7.png"/>
+                    <pic:cNvPicPr/>
+                  </pic:nvPicPr>
+                  <pic:blipFill>
+                    <a:blip r:embed="rId61"/>
+                    <a:stretch>
+                      <a:fillRect/>
+                    </a:stretch>
+                  </pic:blipFill>
+                  <pic:spPr>
+                    <a:xfrm>
+                      <a:off x="0" y="0"/>
+                      <a:ext cx="5029200" cy="3859165"/>
+                    </a:xfrm>
+                    <a:prstGeom prst="rect"/>
+                  </pic:spPr>
+                </pic:pic>
+              </a:graphicData>
+            </a:graphic>
+          </wp:inline>
+        </w:drawing>
+      </w:r>
+    </w:p>
+    <w:p>
+      <w:pPr>
+        <w:pStyle w:val="ac"/>
+        <w:jc w:val="center"/>
+      </w:pPr>
+      <w:r>
+        <w:t>图4- 7 库存管理子系统业务流程图</w:t>
+      </w:r>
     </w:p>
     <w:p>
       <w:pPr>
         <w:ind w:firstLine="480"/>
-        <w:rPr>
-          <w:lang w:val="zh-CN"/>
-        </w:rPr>
-        <w:sectPr>
-          <w:headerReference w:type="default" r:id="rId36"/>
-          <w:pgSz w:w="11906" w:h="16838"/>
-          <w:pgMar w:top="1701" w:right="1418" w:bottom="1418" w:left="1701" w:header="1304" w:footer="1021" w:gutter="0"/>
-          <w:cols w:space="425"/>
-          <w:docGrid w:linePitch="312"/>
-        </w:sectPr>
-      </w:pPr>
-    </w:p>
-    <w:p>
-      <w:pPr>
-        <w:ind w:firstLineChars="0" w:firstLine="0"/>
-        <w:rPr>
-          <w:color w:val="000000"/>
-          <w:szCs w:val="21"/>
-        </w:rPr>
-        <w:sectPr>
-          <w:headerReference w:type="even" r:id="rId37"/>
-          <w:headerReference w:type="default" r:id="rId38"/>
-          <w:footerReference w:type="even" r:id="rId39"/>
-          <w:pgSz w:w="11906" w:h="16838"/>
-          <w:pgMar w:top="1701" w:right="1418" w:bottom="1418" w:left="1701" w:header="1304" w:footer="1021" w:gutter="0"/>
-          <w:cols w:space="425"/>
-          <w:docGrid w:linePitch="312"/>
-        </w:sectPr>
-      </w:pPr>
+      </w:pPr>
+      <w:r>
+        <w:t>（2）子系统功能模块</w:t>
+      </w:r>
+    </w:p>
+    <w:p>
+      <w:pPr>
+        <w:ind w:firstLine="480"/>
+      </w:pPr>
+      <w:r>
+        <w:t>库存管理子系统的功能模块设计如图4-8所示，包含五个核心功能模块：</w:t>
+      </w:r>
+    </w:p>
+    <w:p>
+      <w:pPr>
+        <w:jc w:val="center"/>
+      </w:pPr>
+      <w:r>
+        <w:drawing>
+          <wp:inline xmlns:a="http://schemas.openxmlformats.org/drawingml/2006/main" xmlns:pic="http://schemas.openxmlformats.org/drawingml/2006/picture">
+            <wp:extent cx="5029200" cy="2859351"/>
+            <wp:docPr id="1925106844" name="Picture 1925106844"/>
+            <wp:cNvGraphicFramePr>
+              <a:graphicFrameLocks noChangeAspect="1"/>
+            </wp:cNvGraphicFramePr>
+            <a:graphic>
+              <a:graphicData uri="http://schemas.openxmlformats.org/drawingml/2006/picture">
+                <pic:pic>
+                  <pic:nvPicPr>
+                    <pic:cNvPr id="0" name="fig4_8.png"/>
+                    <pic:cNvPicPr/>
+                  </pic:nvPicPr>
+                  <pic:blipFill>
+                    <a:blip r:embed="rId62"/>
+                    <a:stretch>
+                      <a:fillRect/>
+                    </a:stretch>
+                  </pic:blipFill>
+                  <pic:spPr>
+                    <a:xfrm>
+                      <a:off x="0" y="0"/>
+                      <a:ext cx="5029200" cy="2859351"/>
+                    </a:xfrm>
+                    <a:prstGeom prst="rect"/>
+                  </pic:spPr>
+                </pic:pic>
+              </a:graphicData>
+            </a:graphic>
+          </wp:inline>
+        </w:drawing>
+      </w:r>
+    </w:p>
+    <w:p>
+      <w:pPr>
+        <w:pStyle w:val="ac"/>
+        <w:jc w:val="center"/>
+      </w:pPr>
+      <w:r>
+        <w:t>图4- 8 库存管理子系统功能模块图</w:t>
+      </w:r>
+    </w:p>
+    <w:p>
+      <w:pPr>
+        <w:ind w:firstLine="480"/>
+      </w:pPr>
+      <w:r>
+        <w:t>①入库管理模块。该模块负责物料到货后的检验和入库全过程管理。主要功能包括：IQC来料检验，与品质管理系统联动，对到货物料进行质量检验，检验结果自动关联采购订单和供应商绩效数据；入库登记，检验合格的物料自动办理入库手续，更新库存台账和ERP系统数据；批次管理，对入库物料进行批次编号和追溯管理，记录入库日期、供应商、数量等关键信息，便于后续的质量追溯和先进先出管理。该模块通过入库流程的标准化和数据化，直接解决"帐实不一致、物料丢失"的问题。</w:t>
+      </w:r>
+    </w:p>
+    <w:p>
+      <w:pPr>
+        <w:ind w:firstLine="480"/>
+      </w:pPr>
+      <w:r>
+        <w:t>②出库管理模块。该模块负责生产领料和物料出库的全过程管理。主要功能包括：领料出库，根据生产排程和物料需求，办理领料出库手续，自动更新库存数量；退料管理，对生产过程中未使用完毕或不合格的物料，办理退料入库手续；报废处理，对超期、损坏或技术淘汰的物料进行报废审批和处理。</w:t>
+      </w:r>
+    </w:p>
+    <w:p>
+      <w:pPr>
+        <w:ind w:firstLine="480"/>
+      </w:pPr>
+      <w:r>
+        <w:t>③库存监控与盘点模块。该模块负责库存状态的实时监控和定期盘点。主要功能包括：实时库存查询，支持按物料编码、仓库、批次等多维度查询当前库存数量和状态；周期盘点，支持按计划进行周期盘点，自动生成盘点差异报告；呆滞物料预警，对超过设定存放期限未使用的物料自动标记为呆滞物料并发出预警，提醒管理人员进行处置。该模块结合ABC分类管理方法，对A类高价值物料进行重点监控，对C类低价值物料进行一般管理，实现库存管理资源的差异化配置。</w:t>
+      </w:r>
+    </w:p>
+    <w:p>
+      <w:pPr>
+        <w:ind w:firstLine="480"/>
+      </w:pPr>
+      <w:r>
+        <w:t>④安全库存管理模块。该模块负责安全库存水位的科学计算和动态调整。主要功能包括：安全库存计算，基于安全库存理论公式，综合考虑物料的需求波动标准差、补货提前期和目标服务水平，自动计算各物料的安全库存量；动态调整，根据需求波动的变化和供应商交期的实际表现，定期对安全库存参数进行动态调整，避免安全库存设置过高（资金占用）或过低（缺料风险）；补货触发，当库存水位低于安全库存与在途物料之和时，自动生成补货建议并推送至采购子系统。该模块通过安全库存的科学化管理，在保障生产连续性和控制库存成本之间寻求最优平衡。</w:t>
+      </w:r>
+    </w:p>
+    <w:p>
+      <w:pPr>
+        <w:ind w:firstLine="480"/>
+      </w:pPr>
+      <w:r>
+        <w:t>⑤VMI协同管理模块。该模块支持供应商管理库存（VMI）模式的线上协同运作。主要功能包括：库存数据共享，将相关物料的实时库存水位和消耗数据通过系统向VMI供应商开放，实现供需双方的数据透明化；供应商自动补货，VMI供应商根据库存消耗情况和约定的库存上下限，主动安排补货生产和发货，无需企业逐次下达采购订单；寄售库存管理，对VMI模式下的寄售物料进行库存所有权管理，记录消耗和结算数据。该模块通过深化供应商协同，将部分库存管理责任转移至供应商，减轻企业的库存资金压力和管理负担，同时提升供应链的整体响应效率。</w:t>
+      </w:r>
+    </w:p>
+    <w:p>
+      <w:pPr>
+        <w:ind w:firstLine="480"/>
+      </w:pPr>
+      <w:r>
+        <w:t>综上所述，本章围绕歌尔股份物资供应管理中存在的需求计划精准度不足、供应链灵活性较差和各部门协同效率低下三大核心问题，从系统设计原则、功能需求分析、系统架构和子系统功能四个层面，设计了一个涵盖计划管理、采购与供应商管理、库存管理三大子系统的集成化物资供应管理系统。三大子系统通过统一的数据平台和跨系统协同机制，实现了需求驱动采购、采购联动库存、库存反馈计划的闭环管理，为制造企业的物资供应管理优化提供了系统化的解决方案。</w:t>
+      </w:r>
     </w:p>
     <w:p>
       <w:pPr>
